--- a/uploads/ven.docx
+++ b/uploads/ven.docx
@@ -70,7 +70,7 @@
                               <w:rPr>
                                 <w:rFonts w:ascii="TH SarabunPSK" w:hAnsi="TH SarabunPSK" w:cs="TH SarabunPSK"/>
                               </w:rPr>
-                              <w:t>CH1687442302</w:t>
+                              <w:t>CH1777549180</w:t>
                             </w:r>
                           </w:p>
                         </w:txbxContent>
@@ -110,7 +110,7 @@
                         <w:rPr>
                           <w:rFonts w:ascii="TH SarabunPSK" w:hAnsi="TH SarabunPSK" w:cs="TH SarabunPSK"/>
                         </w:rPr>
-                        <w:t>CH1687442302</w:t>
+                        <w:t>CH1777549180</w:t>
                       </w:r>
                     </w:p>
                   </w:txbxContent>
@@ -338,7 +338,7 @@
           <w:sz w:val="34"/>
           <w:szCs w:val="34"/>
         </w:rPr>
-        <w:t>22 มิถุนายน 2566</w:t>
+        <w:t>30 เมษายน 2569</w:t>
       </w:r>
     </w:p>
     <w:p>
@@ -549,7 +549,7 @@
           <w:sz w:val="34"/>
           <w:szCs w:val="34"/>
         </w:rPr>
-        <w:t>1</w:t>
+        <w:t>50/2569</w:t>
       </w:r>
       <w:r>
         <w:rPr>
@@ -566,7 +566,7 @@
           <w:sz w:val="34"/>
           <w:szCs w:val="34"/>
         </w:rPr>
-        <w:t>19 มิถุนายน 2566</w:t>
+        <w:t>20 เมษายน 2569</w:t>
       </w:r>
       <w:r>
         <w:rPr>
@@ -717,7 +717,7 @@
           <w:sz w:val="34"/>
           <w:szCs w:val="34"/>
         </w:rPr>
-        <w:t>มิถุนายน 2566</w:t>
+        <w:t>พฤษภาคม 2569</w:t>
       </w:r>
       <w:r>
         <w:rPr>
@@ -770,7 +770,7 @@
           <w:sz w:val="34"/>
           <w:szCs w:val="34"/>
         </w:rPr>
-        <w:t>พเยาว์ สนพลาย </w:t>
+        <w:t>นายสมควร จารุธำรง</w:t>
       </w:r>
       <w:r>
         <w:rPr>
@@ -796,7 +796,7 @@
           <w:sz w:val="34"/>
           <w:szCs w:val="34"/>
         </w:rPr>
-        <w:t>เจ้าหน้าที่สารบรรณ</w:t>
+        <w:t>ผู้พิพากษาหัวหน้าคณะชั้นต้นในศาลจังหวัดเบตง</w:t>
       </w:r>
       <w:r>
         <w:rPr>
@@ -831,7 +831,7 @@
           <w:sz w:val="34"/>
           <w:szCs w:val="34"/>
         </w:rPr>
-        <w:t>23 มิถุนายน 2566 ตั้งแต่เวลา 08.30 – 16.30 นาฬิกา</w:t>
+        <w:t>23 พฤษภาคม 2569 ตั้งแต่เวลา 08.30 – 16.30 นาฬิกา</w:t>
       </w:r>
       <w:r>
         <w:rPr>
@@ -896,7 +896,7 @@
           <w:sz w:val="34"/>
           <w:szCs w:val="34"/>
         </w:rPr>
-        <w:t xml:space="preserve">นายทดสอบ ใจดี </w:t>
+        <w:t xml:space="preserve">นายฉัตรชวงศ์ ศรีพวาทกุล </w:t>
       </w:r>
       <w:r>
         <w:rPr>
@@ -913,7 +913,7 @@
           <w:sz w:val="34"/>
           <w:szCs w:val="34"/>
         </w:rPr>
-        <w:t>ผู้พิพากษา</w:t>
+        <w:t>ผู้พิพากษาหัวหน้าศาลจังหวัดเบตง</w:t>
       </w:r>
       <w:r>
         <w:rPr>
@@ -966,7 +966,7 @@
           <w:sz w:val="34"/>
           <w:szCs w:val="34"/>
         </w:rPr>
-        <w:t> ในวันที่ 23 มิถุนายน 2566 ตั้งแต่เวลา 08.30 – 16.30 นาฬิกา</w:t>
+        <w:t> และข้าพเจ้าจะมาปฎิบัติหน้าที่แทน นายฉัตรชวงศ์ ศรีพวาทกุล ในวันที่ 9 พฤษภาคม 2569 ตั้งแต่เวลา 08.30 – 16.30 นาฬิกา</w:t>
       </w:r>
       <w:r>
         <w:rPr>
@@ -1109,7 +1109,7 @@
           <w:sz w:val="34"/>
           <w:szCs w:val="34"/>
         </w:rPr>
-        <w:t>พเยาว์ สนพลาย </w:t>
+        <w:t>นายสมควร จารุธำรง</w:t>
       </w:r>
       <w:r>
         <w:rPr>
@@ -1142,7 +1142,7 @@
           <w:sz w:val="34"/>
           <w:szCs w:val="34"/>
         </w:rPr>
-        <w:t>เจ้าหน้าที่สารบรรณ</w:t>
+        <w:t>ผู้พิพากษาหัวหน้าคณะชั้นต้นในศาลจังหวัดเบตง</w:t>
       </w:r>
     </w:p>
     <w:p>
@@ -1207,7 +1207,7 @@
           <w:sz w:val="34"/>
           <w:szCs w:val="34"/>
         </w:rPr>
-        <w:t>นายทดสอบ ใจดี</w:t>
+        <w:t>นายฉัตรชวงศ์ ศรีพวาทกุล</w:t>
       </w:r>
       <w:r>
         <w:rPr>
@@ -1235,7 +1235,7 @@
           <w:sz w:val="34"/>
           <w:szCs w:val="34"/>
         </w:rPr>
-        <w:t>ผู้พิพากษา</w:t>
+        <w:t>ผู้พิพากษาหัวหน้าศาลจังหวัดเบตง</w:t>
       </w:r>
     </w:p>
     <w:p>
